--- a/actividades/11-relaciona-estabilizacion-video/Estabilizacion_digital_frecuencia.docx
+++ b/actividades/11-relaciona-estabilizacion-video/Estabilizacion_digital_frecuencia.docx
@@ -2,42 +2,30 @@
 <file path=word/document.xml><?xml version="1.0" encoding="utf-8"?>
 <w:document xmlns:w="http://schemas.openxmlformats.org/wordprocessingml/2006/main" xmlns:m="http://schemas.openxmlformats.org/officeDocument/2006/math" xmlns:r="http://schemas.openxmlformats.org/officeDocument/2006/relationships" xmlns:o="urn:schemas-microsoft-com:office:office" xmlns:v="urn:schemas-microsoft-com:vml" xmlns:w10="urn:schemas-microsoft-com:office:word" xmlns:a="http://schemas.openxmlformats.org/drawingml/2006/main" xmlns:pic="http://schemas.openxmlformats.org/drawingml/2006/picture" xmlns:wp="http://schemas.openxmlformats.org/drawingml/2006/wordprocessingDrawing">
   <w:body>
+    <w:bookmarkStart w:id="48" w:name="X6ca06e69dd9550169f3813a41e321b001ca3b2e"/>
     <w:p>
       <w:pPr>
         <w:pStyle w:val="Title"/>
       </w:pPr>
       <w:r>
-        <w:t xml:space="preserve">Estabilización</w:t>
-      </w:r>
-      <w:r>
-        <w:t xml:space="preserve"> </w:t>
-      </w:r>
-      <w:r>
-        <w:t xml:space="preserve">digital</w:t>
-      </w:r>
-      <w:r>
-        <w:t xml:space="preserve"> </w:t>
-      </w:r>
-      <w:r>
-        <w:t xml:space="preserve">con</w:t>
-      </w:r>
-      <w:r>
-        <w:t xml:space="preserve"> </w:t>
-      </w:r>
-      <w:r>
-        <w:t xml:space="preserve">procesamiento</w:t>
-      </w:r>
-      <w:r>
-        <w:t xml:space="preserve"> </w:t>
-      </w:r>
-      <w:r>
-        <w:t xml:space="preserve">en</w:t>
-      </w:r>
-      <w:r>
-        <w:t xml:space="preserve"> </w:t>
-      </w:r>
-      <w:r>
-        <w:t xml:space="preserve">frecuencia</w:t>
+        <w:t xml:space="preserve">Estabilización de video en cámaras digitales</w:t>
+      </w:r>
+    </w:p>
+    <w:p>
+      <w:pPr>
+        <w:pStyle w:val="Subtitle"/>
+      </w:pPr>
+      <w:r>
+        <w:t xml:space="preserve">Estabilización digital con procesamiento en frecuencia</w:t>
+      </w:r>
+    </w:p>
+    <w:bookmarkStart w:id="20" w:name="equipo"/>
+    <w:p>
+      <w:pPr>
+        <w:pStyle w:val="Heading2"/>
+      </w:pPr>
+      <w:r>
+        <w:t xml:space="preserve">Equipo</w:t>
       </w:r>
     </w:p>
     <w:p>
@@ -45,93 +33,35 @@
         <w:pStyle w:val="FirstParagraph"/>
       </w:pPr>
       <w:r>
-        <w:t xml:space="preserve">Visión computacional para imágenes y video · Grupo 10</w:t>
-      </w:r>
-    </w:p>
-    <w:bookmarkStart w:id="20" w:name="X8109dce52263ebae31b1424277b034b3b7f38ef"/>
-    <w:p>
-      <w:pPr>
-        <w:pStyle w:val="Heading1"/>
-      </w:pPr>
-      <w:r>
-        <w:t xml:space="preserve">Estabilización digital con procesamiento en frecuencia</w:t>
-      </w:r>
-    </w:p>
-    <w:p>
-      <w:pPr>
-        <w:pStyle w:val="FirstParagraph"/>
-      </w:pPr>
-      <w:r>
-        <w:t xml:space="preserve">Espectro de Fourier, restauración de imágenes movidas y estabilización de video vibrado</w:t>
-      </w:r>
-    </w:p>
-    <w:p>
-      <w:pPr>
-        <w:pStyle w:val="BodyText"/>
-      </w:pPr>
-      <w:r>
-        <w:rPr>
-          <w:bCs/>
-          <w:b/>
-        </w:rPr>
-        <w:t xml:space="preserve">Integrantes:</w:t>
+        <w:t xml:space="preserve">Alejandro José Martínez Ubeda | A01797775</w:t>
       </w:r>
       <w:r>
         <w:br/>
       </w:r>
       <w:r>
-        <w:t xml:space="preserve">Diego Falcón Costilla</w:t>
-      </w:r>
-    </w:p>
-    <w:p>
-      <w:pPr>
-        <w:pStyle w:val="BodyText"/>
-      </w:pPr>
-      <w:r>
-        <w:rPr>
-          <w:bCs/>
-          <w:b/>
-        </w:rPr>
-        <w:t xml:space="preserve">Fecha:</w:t>
-      </w:r>
-      <w:r>
-        <w:t xml:space="preserve"> </w:t>
-      </w:r>
-      <w:r>
-        <w:t xml:space="preserve">septiembre de 2026</w:t>
-      </w:r>
-    </w:p>
-    <w:p>
-      <w:pPr>
-        <w:pStyle w:val="BodyText"/>
-      </w:pPr>
-      <w:r>
-        <w:rPr>
-          <w:bCs/>
-          <w:b/>
-        </w:rPr>
-        <w:t xml:space="preserve">Entrega:</w:t>
-      </w:r>
-      <w:r>
-        <w:t xml:space="preserve"> </w:t>
-      </w:r>
-      <w:r>
-        <w:t xml:space="preserve">PDF con imágenes, espectros y análisis + archivo comprimido con el código y los videos</w:t>
+        <w:t xml:space="preserve">Ana Bonavides Aguilar | A01423281</w:t>
+      </w:r>
+      <w:r>
+        <w:br/>
+      </w:r>
+      <w:r>
+        <w:t xml:space="preserve">Diego Falcón Costilla | A01139580</w:t>
+      </w:r>
+      <w:r>
+        <w:br/>
+      </w:r>
+      <w:r>
+        <w:t xml:space="preserve">José Andrés Orantes Guillén | A01174130</w:t>
       </w:r>
     </w:p>
     <w:bookmarkEnd w:id="20"/>
     <w:bookmarkStart w:id="21" w:name="introducción"/>
     <w:p>
-      <w:r>
-        <w:br w:type="page"/>
-      </w:r>
-    </w:p>
-    <w:p>
       <w:pPr>
         <w:pStyle w:val="Heading2"/>
       </w:pPr>
       <w:r>
-        <w:t xml:space="preserve">1. Introducción</w:t>
+        <w:t xml:space="preserve">Introducción</w:t>
       </w:r>
     </w:p>
     <w:p>
@@ -139,84 +69,7 @@
         <w:pStyle w:val="FirstParagraph"/>
       </w:pPr>
       <w:r>
-        <w:t xml:space="preserve">Una cámara en movimiento produce dos tipos de problemas: dentro de</w:t>
-      </w:r>
-      <w:r>
-        <w:t xml:space="preserve"> </w:t>
-      </w:r>
-      <w:r>
-        <w:rPr>
-          <w:iCs/>
-          <w:i/>
-        </w:rPr>
-        <w:t xml:space="preserve">un</w:t>
-      </w:r>
-      <w:r>
-        <w:t xml:space="preserve"> </w:t>
-      </w:r>
-      <w:r>
-        <w:t xml:space="preserve">cuadro, el desplazamiento durante la exposición</w:t>
-      </w:r>
-      <w:r>
-        <w:t xml:space="preserve"> </w:t>
-      </w:r>
-      <w:r>
-        <w:rPr>
-          <w:bCs/>
-          <w:b/>
-        </w:rPr>
-        <w:t xml:space="preserve">desenfoca</w:t>
-      </w:r>
-      <w:r>
-        <w:t xml:space="preserve"> </w:t>
-      </w:r>
-      <w:r>
-        <w:t xml:space="preserve">la imagen; entre</w:t>
-      </w:r>
-      <w:r>
-        <w:t xml:space="preserve"> </w:t>
-      </w:r>
-      <w:r>
-        <w:rPr>
-          <w:iCs/>
-          <w:i/>
-        </w:rPr>
-        <w:t xml:space="preserve">varios</w:t>
-      </w:r>
-      <w:r>
-        <w:t xml:space="preserve"> </w:t>
-      </w:r>
-      <w:r>
-        <w:t xml:space="preserve">cuadros, las sacudidas hacen que el video</w:t>
-      </w:r>
-      <w:r>
-        <w:t xml:space="preserve"> </w:t>
-      </w:r>
-      <w:r>
-        <w:rPr>
-          <w:bCs/>
-          <w:b/>
-        </w:rPr>
-        <w:t xml:space="preserve">vibre</w:t>
-      </w:r>
-      <w:r>
-        <w:t xml:space="preserve">. Ambos se entienden mucho mejor en el dominio de la frecuencia: el desenfoque por movimiento multiplica el espectro por una función</w:t>
-      </w:r>
-      <w:r>
-        <w:t xml:space="preserve"> </w:t>
-      </w:r>
-      <w:r>
-        <w:rPr>
-          <w:iCs/>
-          <w:i/>
-        </w:rPr>
-        <w:t xml:space="preserve">sinc</w:t>
-      </w:r>
-      <w:r>
-        <w:t xml:space="preserve"> </w:t>
-      </w:r>
-      <w:r>
-        <w:t xml:space="preserve">que deja rayas oscuras, y la vibración es una oscilación de la trayectoria de la cámara a frecuencias más altas que el movimiento intencional. Este trabajo estudia ambos casos con datos reales (fotografías CC0) a las que se les aplica un movimiento con parámetros conocidos, de modo que el resultado pueda medirse: (A) una imagen con desenfoque lineal se analiza en frecuencia y se restaura con el filtro de Wiener, y (B) un video con vibración se estabiliza estimando el movimiento por correlación de fase y filtrando la trayectoria con un pasa bajas.</w:t>
+        <w:t xml:space="preserve">Una cámara en movimiento produce dos tipos de problemas: dentro de un cuadro, el desplazamiento durante la exposición desenfoca la imagen; entre varios cuadros, las sacudidas hacen que el video vibre. Ambos se entienden mucho mejor en el dominio de la frecuencia: el desenfoque por movimiento multiplica el espectro por una función sinc que deja rayas oscuras, y la vibración es una oscilación de la trayectoria de la cámara a frecuencias más altas que el movimiento intencional. Este trabajo estudia ambos casos con datos reales (fotografías CC0) a las que se les aplica un movimiento con parámetros conocidos, de modo que el resultado pueda medirse: (A) una imagen con desenfoque lineal se analiza en frecuencia y se restaura con el filtro de Wiener, y (B) un video con vibración se estabiliza estimando el movimiento por correlación de fase y filtrando la trayectoria con un pasa bajas.</w:t>
       </w:r>
     </w:p>
     <w:p>
@@ -234,23 +87,7 @@
         <w:t xml:space="preserve"> </w:t>
       </w:r>
       <w:r>
-        <w:t xml:space="preserve">No se emplearon fotografías ni videos propios: la imagen movida y el video vibrado son</w:t>
-      </w:r>
-      <w:r>
-        <w:t xml:space="preserve"> </w:t>
-      </w:r>
-      <w:r>
-        <w:rPr>
-          <w:iCs/>
-          <w:i/>
-        </w:rPr>
-        <w:t xml:space="preserve">simulaciones</w:t>
-      </w:r>
-      <w:r>
-        <w:t xml:space="preserve"> </w:t>
-      </w:r>
-      <w:r>
-        <w:t xml:space="preserve">a partir de fotografías reales de dashcam con licencia libre (Rivera, 2025a, 2025b). Esto permite conocer la verdad (longitud y ángulo del desenfoque, trayectoria exacta de la cámara) y medir con precisión, pero no reproduce toda la complejidad de una sacudida real (rotaciones, obturador rodante, parallax).</w:t>
+        <w:t xml:space="preserve">No se emplearon fotografías ni videos propios: la imagen movida y el video vibrado son simulaciones a partir de fotografías reales de dashcam con licencia libre (Rivera, 2025a, 2025b). Esto permite conocer la verdad (longitud y ángulo del desenfoque, trayectoria exacta de la cámara) y medir con precisión, pero no reproduce toda la complejidad de una sacudida real (rotaciones, obturador rodante, parallax).</w:t>
       </w:r>
     </w:p>
     <w:bookmarkEnd w:id="21"/>
@@ -260,7 +97,7 @@
         <w:pStyle w:val="Heading2"/>
       </w:pPr>
       <w:r>
-        <w:t xml:space="preserve">2. Parte 1. Observa y analiza</w:t>
+        <w:t xml:space="preserve">Parte 1. Observa y analiza</w:t>
       </w:r>
     </w:p>
     <w:p>
@@ -268,20 +105,7 @@
         <w:pStyle w:val="FirstParagraph"/>
       </w:pPr>
       <w:r>
-        <w:t xml:space="preserve">El flujo del gráfico resumen es</w:t>
-      </w:r>
-      <w:r>
-        <w:t xml:space="preserve"> </w:t>
-      </w:r>
-      <w:r>
-        <w:rPr>
-          <w:bCs/>
-          <w:b/>
-        </w:rPr>
-        <w:t xml:space="preserve">imagen/video → transformada de Fourier → filtrado frecuencial → imagen estabilizada</w:t>
-      </w:r>
-      <w:r>
-        <w:t xml:space="preserve">.</w:t>
+        <w:t xml:space="preserve">El flujo del gráfico resumen es imagen/video → transformada de Fourier → filtrado frecuencial → imagen estabilizada.</w:t>
       </w:r>
     </w:p>
     <w:bookmarkStart w:id="22" w:name="X624f0bcafbc55da203c04e00d4c677df8ff5b0f"/>
@@ -316,71 +140,7 @@
         <w:pStyle w:val="FirstParagraph"/>
       </w:pPr>
       <w:r>
-        <w:t xml:space="preserve">El</w:t>
-      </w:r>
-      <w:r>
-        <w:t xml:space="preserve"> </w:t>
-      </w:r>
-      <w:r>
-        <w:rPr>
-          <w:bCs/>
-          <w:b/>
-        </w:rPr>
-        <w:t xml:space="preserve">ruido</w:t>
-      </w:r>
-      <w:r>
-        <w:t xml:space="preserve"> </w:t>
-      </w:r>
-      <w:r>
-        <w:t xml:space="preserve">es aleatorio, distinto en cada píxel y en cada toma, y su espectro es «blanco»: reparte su potencia de manera pareja en todas las frecuencias (en la práctica de filtros de Fourier se vio como una meseta de potencia en alta frecuencia). El</w:t>
-      </w:r>
-      <w:r>
-        <w:t xml:space="preserve"> </w:t>
-      </w:r>
-      <w:r>
-        <w:rPr>
-          <w:bCs/>
-          <w:b/>
-        </w:rPr>
-        <w:t xml:space="preserve">desenfoque por movimiento</w:t>
-      </w:r>
-      <w:r>
-        <w:t xml:space="preserve"> </w:t>
-      </w:r>
-      <w:r>
-        <w:t xml:space="preserve">es determinista y estructurado: es una convolución con una recta, por lo que multiplica el espectro por una función sinc con líneas de ceros perpendiculares a la dirección del movimiento (figura 1). Y la</w:t>
-      </w:r>
-      <w:r>
-        <w:t xml:space="preserve"> </w:t>
-      </w:r>
-      <w:r>
-        <w:rPr>
-          <w:bCs/>
-          <w:b/>
-        </w:rPr>
-        <w:t xml:space="preserve">vibración</w:t>
-      </w:r>
-      <w:r>
-        <w:t xml:space="preserve"> </w:t>
-      </w:r>
-      <w:r>
-        <w:t xml:space="preserve">es una oscilación temporal de la posición de la cámara: en el espectro de su trayectoria aparece como picos a unas frecuencias concretas (aquí, 3.2, 5.7 y 8.6 Hz; figura 3). Por eso el ruido se combate promediando o suavizando, mientras que el movimiento puede</w:t>
-      </w:r>
-      <w:r>
-        <w:t xml:space="preserve"> </w:t>
-      </w:r>
-      <w:r>
-        <w:rPr>
-          <w:iCs/>
-          <w:i/>
-        </w:rPr>
-        <w:t xml:space="preserve">invertirse</w:t>
-      </w:r>
-      <w:r>
-        <w:t xml:space="preserve"> </w:t>
-      </w:r>
-      <w:r>
-        <w:t xml:space="preserve">si se conoce su forma.</w:t>
+        <w:t xml:space="preserve">El ruido es aleatorio, distinto en cada píxel y en cada toma, y su espectro es «blanco»: reparte su potencia de manera pareja en todas las frecuencias (en la práctica de filtros de Fourier se vio como una meseta de potencia en alta frecuencia). El desenfoque por movimiento es determinista y estructurado: es una convolución con una recta, por lo que multiplica el espectro por una función sinc con líneas de ceros perpendiculares a la dirección del movimiento (figura 1). Y la vibración es una oscilación temporal de la posición de la cámara: en el espectro de su trayectoria aparece como picos a unas frecuencias concretas (aquí, 3.2, 5.7 y 8.6 Hz; figura 3). Por eso el ruido se combate promediando o suavizando, mientras que el movimiento puede invertirse si se conoce su forma.</w:t>
       </w:r>
     </w:p>
     <w:bookmarkEnd w:id="23"/>
@@ -409,7 +169,7 @@
         <w:pStyle w:val="Heading2"/>
       </w:pPr>
       <w:r>
-        <w:t xml:space="preserve">3. Parte 2. Análisis práctico</w:t>
+        <w:t xml:space="preserve">Parte 2. Análisis práctico</w:t>
       </w:r>
     </w:p>
     <w:bookmarkStart w:id="28" w:name="X85d5d28990e9bec9d549dde5f890ccb32ef81e8"/>
@@ -436,23 +196,7 @@
         <w:t xml:space="preserve"> </w:t>
       </w:r>
       <w:r>
-        <w:t xml:space="preserve">A una fotografía en gris (960×540 px) se le aplicó un desenfoque lineal de 31 px a 25° mediante multiplicación en el dominio de Fourier, más ruido gaussiano (σ = 2). Se calculó el espectro de la imagen nítida y el de la movida, y se estimó el movimiento con el</w:t>
-      </w:r>
-      <w:r>
-        <w:t xml:space="preserve"> </w:t>
-      </w:r>
-      <w:r>
-        <w:rPr>
-          <w:iCs/>
-          <w:i/>
-        </w:rPr>
-        <w:t xml:space="preserve">cepstrum</w:t>
-      </w:r>
-      <w:r>
-        <w:t xml:space="preserve"> </w:t>
-      </w:r>
-      <w:r>
-        <w:t xml:space="preserve">(la transformada inversa del logaritmo del espectro), donde el desenfoque lineal aparece como un pico negativo a una distancia igual a su longitud y en su misma dirección. Después se restauró con el filtro de Wiener, F̂ = H*·G / (|H|² + K), y se comparó con el filtro inverso puro (K ≈ 0).</w:t>
+        <w:t xml:space="preserve">A una fotografía en gris (960×540 px) se le aplicó un desenfoque lineal de 31 px a 25° mediante multiplicación en el dominio de Fourier, más ruido gaussiano (σ = 2). Se calculó el espectro de la imagen nítida y el de la movida, y se estimó el movimiento con el cepstrum (la transformada inversa del logaritmo del espectro), donde el desenfoque lineal aparece como un pico negativo a una distancia igual a su longitud y en su misma dirección. Después se restauró con el filtro de Wiener, F̂ = H*·G / (|H|² + K), y se comparó con el filtro inverso puro (K ≈ 0).</w:t>
       </w:r>
     </w:p>
     <w:p>
@@ -462,7 +206,7 @@
       <w:r>
         <w:drawing>
           <wp:inline>
-            <wp:extent cx="6400800" cy="3413760"/>
+            <wp:extent cx="5753100" cy="3068320"/>
             <wp:effectExtent b="0" l="0" r="0" t="0"/>
             <wp:docPr descr="Figura 1. Imagen nítida y movida (foto: M. Rivera, CC0), transferencia H del desenfoque, espectros y cepstrum. Las rayas oscuras del espectro de la movida son los ceros del sinc, perpendiculares a la dirección del movimiento." title="" id="1" name="Picture"/>
             <a:graphic>
@@ -483,7 +227,7 @@
                   <pic:spPr bwMode="auto">
                     <a:xfrm>
                       <a:off x="0" y="0"/>
-                      <a:ext cx="6400800" cy="3413760"/>
+                      <a:ext cx="5753100" cy="3068320"/>
                     </a:xfrm>
                     <a:prstGeom prst="rect">
                       <a:avLst/>
@@ -535,39 +279,7 @@
         <w:t xml:space="preserve"> </w:t>
       </w:r>
       <w:r>
-        <w:t xml:space="preserve">El espectro de la imagen nítida tiene un pico central y líneas suaves que provienen de bordes largos (postes, cables). En el de la imagen movida aparecen rayas oscuras paralelas: son los ceros de la función sinc del desenfoque, con separación inversamente proporcional a la longitud del movimiento y orientación perpendicular a él. El cepstrum permitió recuperar los parámetros: longitud estimada de</w:t>
-      </w:r>
-      <w:r>
-        <w:t xml:space="preserve"> </w:t>
-      </w:r>
-      <w:r>
-        <w:rPr>
-          <w:bCs/>
-          <w:b/>
-        </w:rPr>
-        <w:t xml:space="preserve">32.7 px</w:t>
-      </w:r>
-      <w:r>
-        <w:t xml:space="preserve"> </w:t>
-      </w:r>
-      <w:r>
-        <w:t xml:space="preserve">(real, 31) y ángulo de</w:t>
-      </w:r>
-      <w:r>
-        <w:t xml:space="preserve"> </w:t>
-      </w:r>
-      <w:r>
-        <w:rPr>
-          <w:bCs/>
-          <w:b/>
-        </w:rPr>
-        <w:t xml:space="preserve">23.4°</w:t>
-      </w:r>
-      <w:r>
-        <w:t xml:space="preserve"> </w:t>
-      </w:r>
-      <w:r>
-        <w:t xml:space="preserve">(real, 25°).</w:t>
+        <w:t xml:space="preserve">El espectro de la imagen nítida tiene un pico central y líneas suaves que provienen de bordes largos (postes, cables). En el de la imagen movida aparecen rayas oscuras paralelas: son los ceros de la función sinc del desenfoque, con separación inversamente proporcional a la longitud del movimiento y orientación perpendicular a él. El cepstrum permitió recuperar los parámetros: longitud estimada de 32.7 px (real, 31) y ángulo de 23.4° (real, 25°).</w:t>
       </w:r>
     </w:p>
     <w:p>
@@ -577,7 +289,7 @@
       <w:r>
         <w:drawing>
           <wp:inline>
-            <wp:extent cx="6400800" cy="1048099"/>
+            <wp:extent cx="5753100" cy="942041"/>
             <wp:effectExtent b="0" l="0" r="0" t="0"/>
             <wp:docPr descr="Figura 2. Recorte de la imagen movida y de las restauraciones: filtro inverso, Wiener con la función de desenfoque real y Wiener con la estimada por cepstrum." title="" id="1" name="Picture"/>
             <a:graphic>
@@ -598,7 +310,7 @@
                   <pic:spPr bwMode="auto">
                     <a:xfrm>
                       <a:off x="0" y="0"/>
-                      <a:ext cx="6400800" cy="1048099"/>
+                      <a:ext cx="5753100" cy="942041"/>
                     </a:xfrm>
                     <a:prstGeom prst="rect">
                       <a:avLst/>
@@ -1020,39 +732,7 @@
         <w:t xml:space="preserve"> </w:t>
       </w:r>
       <w:r>
-        <w:t xml:space="preserve">El filtro inverso puro</w:t>
-      </w:r>
-      <w:r>
-        <w:t xml:space="preserve"> </w:t>
-      </w:r>
-      <w:r>
-        <w:rPr>
-          <w:bCs/>
-          <w:b/>
-        </w:rPr>
-        <w:t xml:space="preserve">fracasa</w:t>
-      </w:r>
-      <w:r>
-        <w:t xml:space="preserve"> </w:t>
-      </w:r>
-      <w:r>
-        <w:t xml:space="preserve">(4.53 dB): en las frecuencias donde H es casi cero se divide entre un número minúsculo y el ruido se amplifica enormemente. El filtro de Wiener añade el término K para no dividir entre ceros y mejora la imagen: con K = 0.01 llega a 19.75 dB (+3.3 dB) y 0.523 de SSIM. Con la función de desenfoque</w:t>
-      </w:r>
-      <w:r>
-        <w:t xml:space="preserve"> </w:t>
-      </w:r>
-      <w:r>
-        <w:rPr>
-          <w:iCs/>
-          <w:i/>
-        </w:rPr>
-        <w:t xml:space="preserve">estimada</w:t>
-      </w:r>
-      <w:r>
-        <w:t xml:space="preserve"> </w:t>
-      </w:r>
-      <w:r>
-        <w:t xml:space="preserve">(32.7 px, 23°) el resultado baja un poco (18.27 dB), pues un error de pocos píxeles en la longitud produce una restauración menos precisa. K es un compromiso: si es muy pequeña aparece ruido y anillos; si es grande, la imagen queda borrosa (PSNR y SSIM además no coinciden en cuál es la mejor K).</w:t>
+        <w:t xml:space="preserve">El filtro inverso puro fracasa (4.53 dB): en las frecuencias donde H es casi cero se divide entre un número minúsculo y el ruido se amplifica enormemente. El filtro de Wiener añade el término K para no dividir entre ceros y mejora la imagen: con K = 0.01 llega a 19.75 dB (+3.3 dB) y 0.523 de SSIM. Con la función de desenfoque estimada (32.7 px, 23°) el resultado baja un poco (18.27 dB), pues un error de pocos píxeles en la longitud produce una restauración menos precisa. K es un compromiso: si es muy pequeña aparece ruido y anillos; si es grande, la imagen queda borrosa (PSNR y SSIM además no coinciden en cuál es la mejor K).</w:t>
       </w:r>
     </w:p>
     <w:bookmarkEnd w:id="28"/>
@@ -1080,36 +760,7 @@
         <w:t xml:space="preserve"> </w:t>
       </w:r>
       <w:r>
-        <w:t xml:space="preserve">A partir de una fotografía de 2400×1350 px se generaron 150 cuadros de 960×540 px a 30 cuadros/s (5 s), moviendo la ventana de captura con un paneo lento e intencional (600 px de recorrido horizontal) más una vibración de tres frecuencias (3.2, 5.7 y 8.6 Hz, amplitudes de hasta 7 px) y algo de ruido. (1) El desplazamiento entre cuadros consecutivos se estimó con la</w:t>
-      </w:r>
-      <w:r>
-        <w:t xml:space="preserve"> </w:t>
-      </w:r>
-      <w:r>
-        <w:rPr>
-          <w:bCs/>
-          <w:b/>
-        </w:rPr>
-        <w:t xml:space="preserve">correlación de fase</w:t>
-      </w:r>
-      <w:r>
-        <w:t xml:space="preserve">: el cociente de los espectros cruzados F₂F₁*/|F₂F₁*| tiene una transformada inversa con un pico en el desplazamiento (Kuglin &amp; Hines, 1975). (2) La trayectoria acumulada se filtró en el dominio de la frecuencia con un</w:t>
-      </w:r>
-      <w:r>
-        <w:t xml:space="preserve"> </w:t>
-      </w:r>
-      <w:r>
-        <w:rPr>
-          <w:bCs/>
-          <w:b/>
-        </w:rPr>
-        <w:t xml:space="preserve">pasa bajas gaussiano de 0.8 Hz</w:t>
-      </w:r>
-      <w:r>
-        <w:t xml:space="preserve"> </w:t>
-      </w:r>
-      <w:r>
-        <w:t xml:space="preserve">(previa resta de la rampa del paneo, porque la FFT supone señales periódicas). (3) Cada cuadro se desplazó la diferencia entre la trayectoria suavizada y la estimada.</w:t>
+        <w:t xml:space="preserve">A partir de una fotografía de 2400×1350 px se generaron 150 cuadros de 960×540 px a 30 cuadros/s (5 s), moviendo la ventana de captura con un paneo lento e intencional (600 px de recorrido horizontal) más una vibración de tres frecuencias (3.2, 5.7 y 8.6 Hz, amplitudes de hasta 7 px) y algo de ruido. (1) El desplazamiento entre cuadros consecutivos se estimó con la correlación de fase: el cociente de los espectros cruzados F₂F₁*/|F₂F₁*| tiene una transformada inversa con un pico en el desplazamiento (Kuglin &amp; Hines, 1975). (2) La trayectoria acumulada se filtró en el dominio de la frecuencia con un pasa bajas gaussiano de 0.8 Hz (previa resta de la rampa del paneo, porque la FFT supone señales periódicas). (3) Cada cuadro se desplazó la diferencia entre la trayectoria suavizada y la estimada.</w:t>
       </w:r>
     </w:p>
     <w:p>
@@ -1119,7 +770,7 @@
       <w:r>
         <w:drawing>
           <wp:inline>
-            <wp:extent cx="6400800" cy="3291840"/>
+            <wp:extent cx="5753100" cy="2958737"/>
             <wp:effectExtent b="0" l="0" r="0" t="0"/>
             <wp:docPr descr="Figura 3. Arriba a la izquierda: trayectoria horizontal real, estimada y suavizada. Arriba a la derecha: espectro de la trayectoria sin la rampa, antes y después; los tres picos de la vibración desaparecen. Abajo: error respecto de la trayectoria suave deseada y elección de la frecuencia de corte." title="" id="1" name="Picture"/>
             <a:graphic>
@@ -1140,7 +791,7 @@
                   <pic:spPr bwMode="auto">
                     <a:xfrm>
                       <a:off x="0" y="0"/>
-                      <a:ext cx="6400800" cy="3291840"/>
+                      <a:ext cx="5753100" cy="2958737"/>
                     </a:xfrm>
                     <a:prstGeom prst="rect">
                       <a:avLst/>
@@ -1352,23 +1003,7 @@
         <w:t xml:space="preserve"> </w:t>
       </w:r>
       <w:r>
-        <w:t xml:space="preserve">La vibración residual bajó de</w:t>
-      </w:r>
-      <w:r>
-        <w:t xml:space="preserve"> </w:t>
-      </w:r>
-      <w:r>
-        <w:rPr>
-          <w:bCs/>
-          <w:b/>
-        </w:rPr>
-        <w:t xml:space="preserve">7.86 px a 0.2 px</w:t>
-      </w:r>
-      <w:r>
-        <w:t xml:space="preserve"> </w:t>
-      </w:r>
-      <w:r>
-        <w:t xml:space="preserve">(RMS). En el espectro de la trayectoria, los tres picos de vibración disminuyen en más de tres órdenes de magnitud. La diferencia media entre cuadros consecutivos baja de 6.85 a 4.94, que es prácticamente el nivel de un video que solo tuviera el movimiento intencional (5.28); que quede un poco por debajo se debe probablemente a que el remuestreo bilineal suaviza levemente las imágenes.</w:t>
+        <w:t xml:space="preserve">La vibración residual bajó de 7.86 px a 0.2 px (RMS). En el espectro de la trayectoria, los tres picos de vibración disminuyen en más de tres órdenes de magnitud. La diferencia media entre cuadros consecutivos baja de 6.85 a 4.94, que es prácticamente el nivel de un video que solo tuviera el movimiento intencional (5.28); que quede un poco por debajo se debe probablemente a que el remuestreo bilineal suaviza levemente las imágenes.</w:t>
       </w:r>
     </w:p>
     <w:p>
@@ -1378,7 +1013,7 @@
       <w:r>
         <w:drawing>
           <wp:inline>
-            <wp:extent cx="6400800" cy="2750200"/>
+            <wp:extent cx="5753100" cy="2471906"/>
             <wp:effectExtent b="0" l="0" r="0" t="0"/>
             <wp:docPr descr="Figura 4. Tres cuadros consecutivos: original (arriba) y estabilizado (abajo). Las líneas amarillas marcan una posición fija de referencia." title="" id="1" name="Picture"/>
             <a:graphic>
@@ -1399,7 +1034,7 @@
                   <pic:spPr bwMode="auto">
                     <a:xfrm>
                       <a:off x="0" y="0"/>
-                      <a:ext cx="6400800" cy="2750200"/>
+                      <a:ext cx="5753100" cy="2471906"/>
                     </a:xfrm>
                     <a:prstGeom prst="rect">
                       <a:avLst/>
@@ -1727,7 +1362,7 @@
         <w:pStyle w:val="Heading2"/>
       </w:pPr>
       <w:r>
-        <w:t xml:space="preserve">4. Parte 3. Relación con aplicaciones reales</w:t>
+        <w:t xml:space="preserve">Parte 3. Relación con aplicaciones reales</w:t>
       </w:r>
     </w:p>
     <w:bookmarkStart w:id="34" w:name="X123e886c9d2b00b8e2de995e63c8d581de23543"/>
@@ -1744,55 +1379,7 @@
         <w:pStyle w:val="FirstParagraph"/>
       </w:pPr>
       <w:r>
-        <w:t xml:space="preserve">De dos maneras medidas en este trabajo. Para el</w:t>
-      </w:r>
-      <w:r>
-        <w:t xml:space="preserve"> </w:t>
-      </w:r>
-      <w:r>
-        <w:rPr>
-          <w:bCs/>
-          <w:b/>
-        </w:rPr>
-        <w:t xml:space="preserve">desenfoque</w:t>
-      </w:r>
-      <w:r>
-        <w:t xml:space="preserve"> </w:t>
-      </w:r>
-      <w:r>
-        <w:t xml:space="preserve">dentro de un cuadro, la convolución se vuelve una multiplicación en frecuencia, por lo que se puede</w:t>
-      </w:r>
-      <w:r>
-        <w:t xml:space="preserve"> </w:t>
-      </w:r>
-      <w:r>
-        <w:rPr>
-          <w:iCs/>
-          <w:i/>
-        </w:rPr>
-        <w:t xml:space="preserve">deshacer</w:t>
-      </w:r>
-      <w:r>
-        <w:t xml:space="preserve"> </w:t>
-      </w:r>
-      <w:r>
-        <w:t xml:space="preserve">dividiendo (con regularización, filtro de Wiener); se pasó de 16.48 a 19.75 dB. Para la</w:t>
-      </w:r>
-      <w:r>
-        <w:t xml:space="preserve"> </w:t>
-      </w:r>
-      <w:r>
-        <w:rPr>
-          <w:bCs/>
-          <w:b/>
-        </w:rPr>
-        <w:t xml:space="preserve">vibración</w:t>
-      </w:r>
-      <w:r>
-        <w:t xml:space="preserve"> </w:t>
-      </w:r>
-      <w:r>
-        <w:t xml:space="preserve">entre cuadros, la trayectoria de la cámara se separa por frecuencias: el movimiento intencional es lento y la sacudida rápida, así que un pasa bajas conserva lo primero y elimina lo segundo (7.86 px → 0.2 px). Además, la correlación de fase estima el desplazamiento entre cuadros de forma robusta a cambios de iluminación, porque usa solo la fase del espectro.</w:t>
+        <w:t xml:space="preserve">De dos maneras medidas en este trabajo. Para el desenfoque dentro de un cuadro, la convolución se vuelve una multiplicación en frecuencia, por lo que se puede deshacer dividiendo (con regularización, filtro de Wiener); se pasó de 16.48 a 19.75 dB. Para la vibración entre cuadros, la trayectoria de la cámara se separa por frecuencias: el movimiento intencional es lento y la sacudida rápida, así que un pasa bajas conserva lo primero y elimina lo segundo (7.86 px → 0.2 px). Además, la correlación de fase estima el desplazamiento entre cuadros de forma robusta a cambios de iluminación, porque usa solo la fase del espectro.</w:t>
       </w:r>
     </w:p>
     <w:bookmarkEnd w:id="34"/>
@@ -1857,7 +1444,7 @@
         <w:pStyle w:val="Heading2"/>
       </w:pPr>
       <w:r>
-        <w:t xml:space="preserve">5. Conclusión</w:t>
+        <w:t xml:space="preserve">Conclusión</w:t>
       </w:r>
     </w:p>
     <w:p>
@@ -1869,7 +1456,7 @@
       </w:r>
     </w:p>
     <w:bookmarkEnd w:id="39"/>
-    <w:bookmarkStart w:id="40" w:name="referencias"/>
+    <w:bookmarkStart w:id="47" w:name="referencias"/>
     <w:p>
       <w:pPr>
         <w:pStyle w:val="Heading2"/>
@@ -1896,8 +1483,19 @@
         <w:t xml:space="preserve">ACM Transactions on Graphics, 25</w:t>
       </w:r>
       <w:r>
-        <w:t xml:space="preserve">(3), 787–794. https://doi.org/10.1145/1141911.1141956</w:t>
-      </w:r>
+        <w:t xml:space="preserve">(3), 787–794.</w:t>
+      </w:r>
+      <w:r>
+        <w:t xml:space="preserve"> </w:t>
+      </w:r>
+      <w:hyperlink r:id="rId40">
+        <w:r>
+          <w:rPr>
+            <w:rStyle w:val="Hyperlink"/>
+          </w:rPr>
+          <w:t xml:space="preserve">https://doi.org/10.1145/1141911.1141956</w:t>
+        </w:r>
+      </w:hyperlink>
     </w:p>
     <w:p>
       <w:pPr>
@@ -1944,8 +1542,19 @@
         <w:t xml:space="preserve"> </w:t>
       </w:r>
       <w:r>
-        <w:t xml:space="preserve">(pp. 225–232). IEEE. https://doi.org/10.1109/CVPR.2011.5995525</w:t>
-      </w:r>
+        <w:t xml:space="preserve">(pp. 225–232). IEEE.</w:t>
+      </w:r>
+      <w:r>
+        <w:t xml:space="preserve"> </w:t>
+      </w:r>
+      <w:hyperlink r:id="rId41">
+        <w:r>
+          <w:rPr>
+            <w:rStyle w:val="Hyperlink"/>
+          </w:rPr>
+          <w:t xml:space="preserve">https://doi.org/10.1109/CVPR.2011.5995525</w:t>
+        </w:r>
+      </w:hyperlink>
     </w:p>
     <w:p>
       <w:pPr>
@@ -1989,8 +1598,19 @@
         <w:t xml:space="preserve">ACM Transactions on Graphics, 32</w:t>
       </w:r>
       <w:r>
-        <w:t xml:space="preserve">(4), Artículo 78. https://doi.org/10.1145/2461912.2461995</w:t>
-      </w:r>
+        <w:t xml:space="preserve">(4), Artículo 78.</w:t>
+      </w:r>
+      <w:r>
+        <w:t xml:space="preserve"> </w:t>
+      </w:r>
+      <w:hyperlink r:id="rId42">
+        <w:r>
+          <w:rPr>
+            <w:rStyle w:val="Hyperlink"/>
+          </w:rPr>
+          <w:t xml:space="preserve">https://doi.org/10.1145/2461912.2461995</w:t>
+        </w:r>
+      </w:hyperlink>
     </w:p>
     <w:p>
       <w:pPr>
@@ -2010,8 +1630,19 @@
         <w:t xml:space="preserve">IEEE Transactions on Pattern Analysis and Machine Intelligence, 28</w:t>
       </w:r>
       <w:r>
-        <w:t xml:space="preserve">(7), 1150–1163. https://doi.org/10.1109/TPAMI.2006.141</w:t>
-      </w:r>
+        <w:t xml:space="preserve">(7), 1150–1163.</w:t>
+      </w:r>
+      <w:r>
+        <w:t xml:space="preserve"> </w:t>
+      </w:r>
+      <w:hyperlink r:id="rId43">
+        <w:r>
+          <w:rPr>
+            <w:rStyle w:val="Hyperlink"/>
+          </w:rPr>
+          <w:t xml:space="preserve">https://doi.org/10.1109/TPAMI.2006.141</w:t>
+        </w:r>
+      </w:hyperlink>
     </w:p>
     <w:p>
       <w:pPr>
@@ -2058,8 +1689,19 @@
         <w:t xml:space="preserve"> </w:t>
       </w:r>
       <w:r>
-        <w:t xml:space="preserve">[Fotografía; CC0]. Wikimedia Commons. https://commons.wikimedia.org/wiki/File:SB_North_Patterson_St_at_College_St_intersection_dashcam.jpg</w:t>
-      </w:r>
+        <w:t xml:space="preserve">[Fotografía; CC0]. Wikimedia Commons.</w:t>
+      </w:r>
+      <w:r>
+        <w:t xml:space="preserve"> </w:t>
+      </w:r>
+      <w:hyperlink r:id="rId44">
+        <w:r>
+          <w:rPr>
+            <w:rStyle w:val="Hyperlink"/>
+          </w:rPr>
+          <w:t xml:space="preserve">https://commons.wikimedia.org/wiki/File:SB_North_Patterson_St_at_College_St_intersection_dashcam.jpg</w:t>
+        </w:r>
+      </w:hyperlink>
     </w:p>
     <w:p>
       <w:pPr>
@@ -2082,8 +1724,19 @@
         <w:t xml:space="preserve"> </w:t>
       </w:r>
       <w:r>
-        <w:t xml:space="preserve">[Fotografía; CC0]. Wikimedia Commons. https://commons.wikimedia.org/wiki/File:NB_Bemiss_Rd_Traffic_light_ahead_dashcam.jpg</w:t>
-      </w:r>
+        <w:t xml:space="preserve">[Fotografía; CC0]. Wikimedia Commons.</w:t>
+      </w:r>
+      <w:r>
+        <w:t xml:space="preserve"> </w:t>
+      </w:r>
+      <w:hyperlink r:id="rId45">
+        <w:r>
+          <w:rPr>
+            <w:rStyle w:val="Hyperlink"/>
+          </w:rPr>
+          <w:t xml:space="preserve">https://commons.wikimedia.org/wiki/File:NB_Bemiss_Rd_Traffic_light_ahead_dashcam.jpg</w:t>
+        </w:r>
+      </w:hyperlink>
     </w:p>
     <w:p>
       <w:pPr>
@@ -2106,10 +1759,29 @@
         <w:t xml:space="preserve">. MIT Press.</w:t>
       </w:r>
     </w:p>
-    <w:bookmarkEnd w:id="40"/>
+    <w:bookmarkStart w:id="46" w:name="declaración-y-uso-de-ia"/>
+    <w:p>
+      <w:pPr>
+        <w:pStyle w:val="Heading4"/>
+      </w:pPr>
+      <w:r>
+        <w:t xml:space="preserve">Declaración y uso de IA</w:t>
+      </w:r>
+    </w:p>
+    <w:p>
+      <w:pPr>
+        <w:pStyle w:val="FirstParagraph"/>
+      </w:pPr>
+      <w:r>
+        <w:t xml:space="preserve">Para la elaboración de este trabajo se utilizó Claude Opus, de Anthropic, como herramienta de apoyo en el desarrollo y la revisión del código, así como en la redacción del documento final. Su uso fue complementario y no sustituyó el criterio académico de los autores. El análisis, la interpretación de los resultados y la formulación de las conclusiones corresponden a los autores, quienes asumen la responsabilidad íntegra sobre la revisión, la exactitud y la integridad académica del contenido final.</w:t>
+      </w:r>
+    </w:p>
+    <w:bookmarkEnd w:id="46"/>
+    <w:bookmarkEnd w:id="47"/>
+    <w:bookmarkEnd w:id="48"/>
     <w:sectPr>
       <w:pgSz w:h="16838" w:w="11906"/>
-      <w:pgMar w:bottom="964" w:footer="567" w:gutter="0" w:header="567" w:left="907" w:right="907" w:top="964"/>
+      <w:pgMar w:bottom="1247" w:footer="680" w:gutter="0" w:header="680" w:left="1417" w:right="1417" w:top="1417"/>
     </w:sectPr>
   </w:body>
 </w:document>
@@ -2244,8 +1916,9 @@
     <w:name w:val="Normal"/>
     <w:qFormat/>
     <w:rPr>
-      <w:rFonts w:ascii="Calibri" w:hAnsi="Calibri"/>
-      <w:sz w:val="21"/>
+      <w:rFonts w:ascii="Aptos" w:hAnsi="Aptos"/>
+      <w:color w:val="000000"/>
+      <w:sz w:val="22"/>
     </w:rPr>
   </w:style>
   <w:style w:styleId="BodyText" w:type="paragraph">
@@ -2253,12 +1926,14 @@
     <w:basedOn w:val="Normal"/>
     <w:link w:val="BodyTextChar"/>
     <w:pPr>
-      <w:spacing w:after="180" w:before="180"/>
+      <w:spacing w:after="160" w:before="180" w:line="276" w:lineRule="auto"/>
+      <w:jc w:val="both"/>
     </w:pPr>
     <w:qFormat/>
     <w:rPr>
-      <w:rFonts w:ascii="Calibri" w:hAnsi="Calibri"/>
-      <w:sz w:val="21"/>
+      <w:rFonts w:ascii="Aptos" w:hAnsi="Aptos"/>
+      <w:color w:val="000000"/>
+      <w:sz w:val="22"/>
     </w:rPr>
   </w:style>
   <w:style w:customStyle="1" w:styleId="FirstParagraph" w:type="paragraph">
@@ -2266,9 +1941,14 @@
     <w:basedOn w:val="BodyText"/>
     <w:next w:val="BodyText"/>
     <w:qFormat/>
-    <w:rPr>
-      <w:rFonts w:ascii="Calibri" w:hAnsi="Calibri"/>
-      <w:sz w:val="21"/>
+    <w:pPr>
+      <w:spacing w:after="160" w:line="276" w:lineRule="auto"/>
+      <w:jc w:val="both"/>
+    </w:pPr>
+    <w:rPr>
+      <w:rFonts w:ascii="Aptos" w:hAnsi="Aptos"/>
+      <w:color w:val="000000"/>
+      <w:sz w:val="22"/>
     </w:rPr>
   </w:style>
   <w:style w:customStyle="1" w:styleId="Compact" w:type="paragraph">
@@ -2276,11 +1956,13 @@
     <w:basedOn w:val="BodyText"/>
     <w:qFormat/>
     <w:pPr>
-      <w:spacing w:after="36" w:before="36"/>
+      <w:spacing w:after="160" w:before="36" w:line="276" w:lineRule="auto"/>
+      <w:jc w:val="both"/>
     </w:pPr>
     <w:rPr>
-      <w:rFonts w:ascii="Calibri" w:hAnsi="Calibri"/>
-      <w:sz w:val="21"/>
+      <w:rFonts w:ascii="Aptos" w:hAnsi="Aptos"/>
+      <w:color w:val="000000"/>
+      <w:sz w:val="22"/>
     </w:rPr>
   </w:style>
   <w:style w:styleId="Title" w:type="paragraph">
@@ -2295,11 +1977,12 @@
       <w:jc w:val="center"/>
     </w:pPr>
     <w:rPr>
-      <w:rFonts w:ascii="Calibri" w:asciiTheme="majorHAnsi" w:cstheme="majorBidi" w:eastAsiaTheme="majorEastAsia" w:hAnsi="Calibri" w:hAnsiTheme="majorHAnsi"/>
-      <w:b/>
+      <w:rFonts w:ascii="Aptos Display" w:asciiTheme="majorHAnsi" w:cstheme="majorBidi" w:eastAsiaTheme="majorEastAsia" w:hAnsi="Aptos Display" w:hAnsiTheme="majorHAnsi"/>
+      <w:b w:val="0"/>
       <w:bCs/>
-      <w:color w:val="0B3D91"/>
-      <w:sz w:val="44"/>
+      <w:i w:val="0"/>
+      <w:color w:val="000000"/>
+      <w:sz w:val="54"/>
       <w:szCs w:val="36"/>
     </w:rPr>
   </w:style>
@@ -2315,11 +1998,13 @@
       <w:jc w:val="center"/>
     </w:pPr>
     <w:rPr>
-      <w:rFonts w:ascii="Calibri" w:hAnsi="Calibri"/>
+      <w:rFonts w:ascii="Aptos" w:hAnsi="Aptos"/>
       <w:b w:val="0"/>
-      <w:color w:val="333333"/>
-      <w:sz w:val="26"/>
+      <w:i w:val="0"/>
+      <w:color w:val="595959"/>
+      <w:sz w:val="28"/>
       <w:szCs w:val="30"/>
+      <w:spacing w:val="20"/>
     </w:rPr>
   </w:style>
   <w:style w:customStyle="1" w:styleId="Author" w:type="paragraph">
@@ -2378,11 +2063,12 @@
       <w:outlineLvl w:val="0"/>
     </w:pPr>
     <w:rPr>
-      <w:rFonts w:ascii="Calibri" w:asciiTheme="majorHAnsi" w:cstheme="majorBidi" w:eastAsiaTheme="majorEastAsia" w:hAnsi="Calibri" w:hAnsiTheme="majorHAnsi"/>
-      <w:b/>
+      <w:rFonts w:ascii="Aptos Display" w:asciiTheme="majorHAnsi" w:cstheme="majorBidi" w:eastAsiaTheme="majorEastAsia" w:hAnsi="Aptos Display" w:hAnsiTheme="majorHAnsi"/>
+      <w:b w:val="0"/>
       <w:bCs/>
-      <w:color w:val="0B3D91"/>
-      <w:sz w:val="36"/>
+      <w:i w:val="0"/>
+      <w:color w:val="000000"/>
+      <w:sz w:val="54"/>
       <w:szCs w:val="32"/>
     </w:rPr>
   </w:style>
@@ -2400,11 +2086,12 @@
       <w:outlineLvl w:val="1"/>
     </w:pPr>
     <w:rPr>
-      <w:rFonts w:ascii="Calibri" w:asciiTheme="majorHAnsi" w:cstheme="majorBidi" w:eastAsiaTheme="majorEastAsia" w:hAnsi="Calibri" w:hAnsiTheme="majorHAnsi"/>
-      <w:b/>
+      <w:rFonts w:ascii="Aptos Display" w:asciiTheme="majorHAnsi" w:cstheme="majorBidi" w:eastAsiaTheme="majorEastAsia" w:hAnsi="Aptos Display" w:hAnsiTheme="majorHAnsi"/>
+      <w:b w:val="0"/>
       <w:bCs/>
-      <w:color w:val="0B3D91"/>
-      <w:sz w:val="28"/>
+      <w:i w:val="0"/>
+      <w:color w:val="0F4761"/>
+      <w:sz w:val="34"/>
       <w:szCs w:val="28"/>
     </w:rPr>
   </w:style>
@@ -2422,11 +2109,12 @@
       <w:outlineLvl w:val="2"/>
     </w:pPr>
     <w:rPr>
-      <w:rFonts w:ascii="Calibri" w:asciiTheme="majorHAnsi" w:cstheme="majorBidi" w:eastAsiaTheme="majorEastAsia" w:hAnsi="Calibri" w:hAnsiTheme="majorHAnsi"/>
-      <w:b/>
+      <w:rFonts w:ascii="Aptos Display" w:asciiTheme="majorHAnsi" w:cstheme="majorBidi" w:eastAsiaTheme="majorEastAsia" w:hAnsi="Aptos Display" w:hAnsiTheme="majorHAnsi"/>
+      <w:b w:val="0"/>
       <w:bCs/>
-      <w:color w:val="0B3D91"/>
-      <w:sz w:val="23"/>
+      <w:i w:val="0"/>
+      <w:color w:val="0F4761"/>
+      <w:sz w:val="27"/>
       <w:szCs w:val="24"/>
     </w:rPr>
   </w:style>
@@ -2444,13 +2132,14 @@
       <w:outlineLvl w:val="3"/>
     </w:pPr>
     <w:rPr>
-      <w:rFonts w:ascii="Calibri" w:asciiTheme="majorHAnsi" w:cstheme="majorBidi" w:eastAsiaTheme="majorEastAsia" w:hAnsi="Calibri" w:hAnsiTheme="majorHAnsi"/>
-      <w:i/>
-      <w:b/>
+      <w:rFonts w:ascii="Aptos" w:asciiTheme="majorHAnsi" w:cstheme="majorBidi" w:eastAsiaTheme="majorEastAsia" w:hAnsi="Aptos" w:hAnsiTheme="majorHAnsi"/>
+      <w:i w:val="0"/>
+      <w:b w:val="0"/>
       <w:bCs/>
-      <w:color w:val="0B3D91"/>
-      <w:sz w:val="21"/>
+      <w:color w:val="595959"/>
+      <w:sz w:val="24"/>
       <w:szCs w:val="24"/>
+      <w:spacing w:val="20"/>
     </w:rPr>
   </w:style>
   <w:style w:styleId="Heading5" w:type="paragraph">
@@ -2670,7 +2359,7 @@
     <w:basedOn w:val="BodyTextChar"/>
     <w:rPr>
       <w:rFonts w:ascii="Consolas" w:hAnsi="Consolas"/>
-      <w:sz w:val="17"/>
+      <w:sz w:val="22"/>
     </w:rPr>
   </w:style>
   <w:style w:customStyle="1" w:styleId="SectionNumber" w:type="character">

--- a/actividades/11-relaciona-estabilizacion-video/Estabilizacion_digital_frecuencia.docx
+++ b/actividades/11-relaciona-estabilizacion-video/Estabilizacion_digital_frecuencia.docx
@@ -2001,7 +2001,7 @@
       <w:rFonts w:ascii="Aptos" w:hAnsi="Aptos"/>
       <w:b w:val="0"/>
       <w:i w:val="0"/>
-      <w:color w:val="595959"/>
+      <w:color w:val="000000"/>
       <w:sz w:val="28"/>
       <w:szCs w:val="30"/>
       <w:spacing w:val="20"/>
@@ -2090,7 +2090,7 @@
       <w:b w:val="0"/>
       <w:bCs/>
       <w:i w:val="0"/>
-      <w:color w:val="0F4761"/>
+      <w:color w:val="000000"/>
       <w:sz w:val="34"/>
       <w:szCs w:val="28"/>
     </w:rPr>
@@ -2113,7 +2113,7 @@
       <w:b w:val="0"/>
       <w:bCs/>
       <w:i w:val="0"/>
-      <w:color w:val="0F4761"/>
+      <w:color w:val="000000"/>
       <w:sz w:val="27"/>
       <w:szCs w:val="24"/>
     </w:rPr>
@@ -2136,7 +2136,7 @@
       <w:i w:val="0"/>
       <w:b w:val="0"/>
       <w:bCs/>
-      <w:color w:val="595959"/>
+      <w:color w:val="000000"/>
       <w:sz w:val="24"/>
       <w:szCs w:val="24"/>
       <w:spacing w:val="20"/>
